--- a/backend/templates/section_2_3_qos.docx
+++ b/backend/templates/section_2_3_qos.docx
@@ -17,7 +17,7 @@
     </w:p>
     <w:p>
       <w:r>
-        <w:t>Strength: {{ product.strength_value }} {{ product.strength_unit }} {{ product.dosage_form.value }}</w:t>
+        <w:t>Strength: {{ product.strength_display }} {{ product.dosage_form.value }}</w:t>
       </w:r>
     </w:p>
     <w:p>

--- a/backend/templates/section_2_3_qos.docx
+++ b/backend/templates/section_2_3_qos.docx
@@ -22,12 +22,22 @@
     </w:p>
     <w:p>
       <w:r>
-        <w:t>Structural formula of the active pharmaceutical ingredient:</w:t>
+        <w:t>{%p for s in structures %}</w:t>
       </w:r>
     </w:p>
     <w:p>
       <w:r>
-        <w:t>{{ structure }}</w:t>
+        <w:t>Structural formula — {{ s.name }}:</w:t>
+      </w:r>
+    </w:p>
+    <w:p>
+      <w:r>
+        <w:t>{{ s.image }}</w:t>
+      </w:r>
+    </w:p>
+    <w:p>
+      <w:r>
+        <w:t>{%p endfor %}</w:t>
       </w:r>
     </w:p>
     <w:p>

--- a/backend/templates/section_2_3_qos.docx
+++ b/backend/templates/section_2_3_qos.docx
@@ -43,6 +43,482 @@
     <w:p>
       <w:r>
         <w:t>Overview: {{ narrative.overview or '[[AI DRAFT PENDING -- 2.3 QOS overview]]' }}</w:t>
+      </w:r>
+    </w:p>
+    <w:p>
+      <w:pPr>
+        <w:pStyle w:val="Heading2"/>
+      </w:pPr>
+      <w:r>
+        <w:t>2.3.S Drug Substance</w:t>
+      </w:r>
+    </w:p>
+    <w:p>
+      <w:r>
+        <w:t>{%p for substance in drug_substances %}</w:t>
+      </w:r>
+    </w:p>
+    <w:p>
+      <w:pPr>
+        <w:pStyle w:val="Heading3"/>
+      </w:pPr>
+      <w:r>
+        <w:t>{{ substance.name }}</w:t>
+      </w:r>
+    </w:p>
+    <w:p>
+      <w:r>
+        <w:t>{%p for sub in substance.subsections %}</w:t>
+      </w:r>
+    </w:p>
+    <w:p>
+      <w:pPr>
+        <w:pStyle w:val="Heading4"/>
+      </w:pPr>
+      <w:r>
+        <w:t>{{ sub.number }} {{ sub.title }}</w:t>
+      </w:r>
+    </w:p>
+    <w:p>
+      <w:r>
+        <w:t>Summarises {{ sub.mirrors }}.</w:t>
+      </w:r>
+    </w:p>
+    <w:p>
+      <w:r>
+        <w:t>{%p for item in sub.values %}</w:t>
+      </w:r>
+    </w:p>
+    <w:p>
+      <w:r>
+        <w:t>{{ item.label }}: {{ item.value }}  ({{ item.source }})</w:t>
+      </w:r>
+    </w:p>
+    <w:p>
+      <w:r>
+        <w:t>{%p endfor %}</w:t>
+      </w:r>
+    </w:p>
+    <w:p>
+      <w:r>
+        <w:t>{{ sub.table_caption }}</w:t>
+      </w:r>
+    </w:p>
+    <w:tbl>
+      <w:tblPr>
+        <w:tblStyle w:val="TableGrid"/>
+        <w:tblW w:type="auto" w:w="0"/>
+        <w:tblLook w:firstColumn="1" w:firstRow="1" w:lastColumn="0" w:lastRow="0" w:noHBand="0" w:noVBand="1" w:val="04A0"/>
+      </w:tblPr>
+      <w:tblGrid>
+        <w:gridCol w:w="2160"/>
+        <w:gridCol w:w="2160"/>
+        <w:gridCol w:w="2160"/>
+        <w:gridCol w:w="2160"/>
+      </w:tblGrid>
+      <w:tr>
+        <w:tc>
+          <w:tcPr>
+            <w:tcW w:type="dxa" w:w="2160"/>
+          </w:tcPr>
+          <w:p>
+            <w:r>
+              <w:rPr>
+                <w:b/>
+              </w:rPr>
+              <w:t>{{ sub.table_columns[0] }}</w:t>
+            </w:r>
+          </w:p>
+        </w:tc>
+        <w:tc>
+          <w:tcPr>
+            <w:tcW w:type="dxa" w:w="2160"/>
+          </w:tcPr>
+          <w:p>
+            <w:r>
+              <w:rPr>
+                <w:b/>
+              </w:rPr>
+              <w:t>{{ sub.table_columns[1] }}</w:t>
+            </w:r>
+          </w:p>
+        </w:tc>
+        <w:tc>
+          <w:tcPr>
+            <w:tcW w:type="dxa" w:w="2160"/>
+          </w:tcPr>
+          <w:p>
+            <w:r>
+              <w:rPr>
+                <w:b/>
+              </w:rPr>
+              <w:t>{{ sub.table_columns[2] }}</w:t>
+            </w:r>
+          </w:p>
+        </w:tc>
+        <w:tc>
+          <w:tcPr>
+            <w:tcW w:type="dxa" w:w="2160"/>
+          </w:tcPr>
+          <w:p>
+            <w:r>
+              <w:rPr>
+                <w:b/>
+              </w:rPr>
+              <w:t>{{ sub.table_columns[3] }}</w:t>
+            </w:r>
+          </w:p>
+        </w:tc>
+      </w:tr>
+      <w:tr>
+        <w:tc>
+          <w:tcPr>
+            <w:tcW w:type="dxa" w:w="2160"/>
+          </w:tcPr>
+          <w:p>
+            <w:r>
+              <w:t>{%tr for row in sub.table_rows %}</w:t>
+            </w:r>
+          </w:p>
+        </w:tc>
+        <w:tc>
+          <w:tcPr>
+            <w:tcW w:type="dxa" w:w="2160"/>
+          </w:tcPr>
+          <w:p/>
+        </w:tc>
+        <w:tc>
+          <w:tcPr>
+            <w:tcW w:type="dxa" w:w="2160"/>
+          </w:tcPr>
+          <w:p/>
+        </w:tc>
+        <w:tc>
+          <w:tcPr>
+            <w:tcW w:type="dxa" w:w="2160"/>
+          </w:tcPr>
+          <w:p/>
+        </w:tc>
+      </w:tr>
+      <w:tr>
+        <w:tc>
+          <w:tcPr>
+            <w:tcW w:type="dxa" w:w="2160"/>
+          </w:tcPr>
+          <w:p>
+            <w:r>
+              <w:t>{{ row.cells[0] }}</w:t>
+            </w:r>
+          </w:p>
+        </w:tc>
+        <w:tc>
+          <w:tcPr>
+            <w:tcW w:type="dxa" w:w="2160"/>
+          </w:tcPr>
+          <w:p>
+            <w:r>
+              <w:t>{{ row.cells[1] }}</w:t>
+            </w:r>
+          </w:p>
+        </w:tc>
+        <w:tc>
+          <w:tcPr>
+            <w:tcW w:type="dxa" w:w="2160"/>
+          </w:tcPr>
+          <w:p>
+            <w:r>
+              <w:t>{{ row.cells[2] }}</w:t>
+            </w:r>
+          </w:p>
+        </w:tc>
+        <w:tc>
+          <w:tcPr>
+            <w:tcW w:type="dxa" w:w="2160"/>
+          </w:tcPr>
+          <w:p>
+            <w:r>
+              <w:t>{{ row.cells[3] }}</w:t>
+            </w:r>
+          </w:p>
+        </w:tc>
+      </w:tr>
+      <w:tr>
+        <w:tc>
+          <w:tcPr>
+            <w:tcW w:type="dxa" w:w="2160"/>
+          </w:tcPr>
+          <w:p>
+            <w:r>
+              <w:t>{%tr endfor %}</w:t>
+            </w:r>
+          </w:p>
+        </w:tc>
+        <w:tc>
+          <w:tcPr>
+            <w:tcW w:type="dxa" w:w="2160"/>
+          </w:tcPr>
+          <w:p/>
+        </w:tc>
+        <w:tc>
+          <w:tcPr>
+            <w:tcW w:type="dxa" w:w="2160"/>
+          </w:tcPr>
+          <w:p/>
+        </w:tc>
+        <w:tc>
+          <w:tcPr>
+            <w:tcW w:type="dxa" w:w="2160"/>
+          </w:tcPr>
+          <w:p/>
+        </w:tc>
+      </w:tr>
+    </w:tbl>
+    <w:p>
+      <w:r>
+        <w:t>{%p endfor %}</w:t>
+      </w:r>
+    </w:p>
+    <w:p>
+      <w:r>
+        <w:t>Summary of the control of {{ substance.name }}: {{ narrative.drug_substance_summary or '[[AI DRAFT PENDING -- 2.3.S summary of the control of the drug substance]]' }}</w:t>
+      </w:r>
+    </w:p>
+    <w:p>
+      <w:r>
+        <w:t>{%p endfor %}</w:t>
+      </w:r>
+    </w:p>
+    <w:p>
+      <w:pPr>
+        <w:pStyle w:val="Heading2"/>
+      </w:pPr>
+      <w:r>
+        <w:t>2.3.P Drug Product</w:t>
+      </w:r>
+    </w:p>
+    <w:p>
+      <w:r>
+        <w:t>{%p for sub in drug_product_subsections %}</w:t>
+      </w:r>
+    </w:p>
+    <w:p>
+      <w:pPr>
+        <w:pStyle w:val="Heading4"/>
+      </w:pPr>
+      <w:r>
+        <w:t>{{ sub.number }} {{ sub.title }}</w:t>
+      </w:r>
+    </w:p>
+    <w:p>
+      <w:r>
+        <w:t>Summarises {{ sub.mirrors }}.</w:t>
+      </w:r>
+    </w:p>
+    <w:p>
+      <w:r>
+        <w:t>{%p for item in sub.values %}</w:t>
+      </w:r>
+    </w:p>
+    <w:p>
+      <w:r>
+        <w:t>{{ item.label }}: {{ item.value }}  ({{ item.source }})</w:t>
+      </w:r>
+    </w:p>
+    <w:p>
+      <w:r>
+        <w:t>{%p endfor %}</w:t>
+      </w:r>
+    </w:p>
+    <w:p>
+      <w:r>
+        <w:t>{{ sub.table_caption }}</w:t>
+      </w:r>
+    </w:p>
+    <w:tbl>
+      <w:tblPr>
+        <w:tblStyle w:val="TableGrid"/>
+        <w:tblW w:type="auto" w:w="0"/>
+        <w:tblLook w:firstColumn="1" w:firstRow="1" w:lastColumn="0" w:lastRow="0" w:noHBand="0" w:noVBand="1" w:val="04A0"/>
+      </w:tblPr>
+      <w:tblGrid>
+        <w:gridCol w:w="2160"/>
+        <w:gridCol w:w="2160"/>
+        <w:gridCol w:w="2160"/>
+        <w:gridCol w:w="2160"/>
+      </w:tblGrid>
+      <w:tr>
+        <w:tc>
+          <w:tcPr>
+            <w:tcW w:type="dxa" w:w="2160"/>
+          </w:tcPr>
+          <w:p>
+            <w:r>
+              <w:rPr>
+                <w:b/>
+              </w:rPr>
+              <w:t>{{ sub.table_columns[0] }}</w:t>
+            </w:r>
+          </w:p>
+        </w:tc>
+        <w:tc>
+          <w:tcPr>
+            <w:tcW w:type="dxa" w:w="2160"/>
+          </w:tcPr>
+          <w:p>
+            <w:r>
+              <w:rPr>
+                <w:b/>
+              </w:rPr>
+              <w:t>{{ sub.table_columns[1] }}</w:t>
+            </w:r>
+          </w:p>
+        </w:tc>
+        <w:tc>
+          <w:tcPr>
+            <w:tcW w:type="dxa" w:w="2160"/>
+          </w:tcPr>
+          <w:p>
+            <w:r>
+              <w:rPr>
+                <w:b/>
+              </w:rPr>
+              <w:t>{{ sub.table_columns[2] }}</w:t>
+            </w:r>
+          </w:p>
+        </w:tc>
+        <w:tc>
+          <w:tcPr>
+            <w:tcW w:type="dxa" w:w="2160"/>
+          </w:tcPr>
+          <w:p>
+            <w:r>
+              <w:rPr>
+                <w:b/>
+              </w:rPr>
+              <w:t>{{ sub.table_columns[3] }}</w:t>
+            </w:r>
+          </w:p>
+        </w:tc>
+      </w:tr>
+      <w:tr>
+        <w:tc>
+          <w:tcPr>
+            <w:tcW w:type="dxa" w:w="2160"/>
+          </w:tcPr>
+          <w:p>
+            <w:r>
+              <w:t>{%tr for row in sub.table_rows %}</w:t>
+            </w:r>
+          </w:p>
+        </w:tc>
+        <w:tc>
+          <w:tcPr>
+            <w:tcW w:type="dxa" w:w="2160"/>
+          </w:tcPr>
+          <w:p/>
+        </w:tc>
+        <w:tc>
+          <w:tcPr>
+            <w:tcW w:type="dxa" w:w="2160"/>
+          </w:tcPr>
+          <w:p/>
+        </w:tc>
+        <w:tc>
+          <w:tcPr>
+            <w:tcW w:type="dxa" w:w="2160"/>
+          </w:tcPr>
+          <w:p/>
+        </w:tc>
+      </w:tr>
+      <w:tr>
+        <w:tc>
+          <w:tcPr>
+            <w:tcW w:type="dxa" w:w="2160"/>
+          </w:tcPr>
+          <w:p>
+            <w:r>
+              <w:t>{{ row.cells[0] }}</w:t>
+            </w:r>
+          </w:p>
+        </w:tc>
+        <w:tc>
+          <w:tcPr>
+            <w:tcW w:type="dxa" w:w="2160"/>
+          </w:tcPr>
+          <w:p>
+            <w:r>
+              <w:t>{{ row.cells[1] }}</w:t>
+            </w:r>
+          </w:p>
+        </w:tc>
+        <w:tc>
+          <w:tcPr>
+            <w:tcW w:type="dxa" w:w="2160"/>
+          </w:tcPr>
+          <w:p>
+            <w:r>
+              <w:t>{{ row.cells[2] }}</w:t>
+            </w:r>
+          </w:p>
+        </w:tc>
+        <w:tc>
+          <w:tcPr>
+            <w:tcW w:type="dxa" w:w="2160"/>
+          </w:tcPr>
+          <w:p>
+            <w:r>
+              <w:t>{{ row.cells[3] }}</w:t>
+            </w:r>
+          </w:p>
+        </w:tc>
+      </w:tr>
+      <w:tr>
+        <w:tc>
+          <w:tcPr>
+            <w:tcW w:type="dxa" w:w="2160"/>
+          </w:tcPr>
+          <w:p>
+            <w:r>
+              <w:t>{%tr endfor %}</w:t>
+            </w:r>
+          </w:p>
+        </w:tc>
+        <w:tc>
+          <w:tcPr>
+            <w:tcW w:type="dxa" w:w="2160"/>
+          </w:tcPr>
+          <w:p/>
+        </w:tc>
+        <w:tc>
+          <w:tcPr>
+            <w:tcW w:type="dxa" w:w="2160"/>
+          </w:tcPr>
+          <w:p/>
+        </w:tc>
+        <w:tc>
+          <w:tcPr>
+            <w:tcW w:type="dxa" w:w="2160"/>
+          </w:tcPr>
+          <w:p/>
+        </w:tc>
+      </w:tr>
+    </w:tbl>
+    <w:p>
+      <w:r>
+        <w:t>{%p endfor %}</w:t>
+      </w:r>
+    </w:p>
+    <w:p>
+      <w:r>
+        <w:t>Summary of the control of the drug product: {{ narrative.drug_product_summary or '[[AI DRAFT PENDING -- 2.3.P summary of the control of the drug product]]' }}</w:t>
+      </w:r>
+    </w:p>
+    <w:p>
+      <w:r>
+        <w:rPr>
+          <w:sz w:val="18"/>
+        </w:rPr>
+        <w:t>{{ derivation_note }}</w:t>
       </w:r>
     </w:p>
     <w:sectPr>
